--- a/submissions/06-tract7-boundary-retracement/inputs/deed_book_412_page_233.docx
+++ b/submissions/06-tract7-boundary-retracement/inputs/deed_book_412_page_233.docx
@@ -95,10 +95,7 @@
         <w:spacing w:after="120"/>
       </w:pPr>
       <w:r>
-        <w:t>TO HAVE AND TO HOLD the said tract or parcel of land, with the appurtenances, estate, title and interest thereto belonging, to the said party of the second part, his heirs and assigns, forever. And the parties of the first part do covenant with the party of the second part that they are lawfully seized and possessed of said land in fee simple, have a good right to convey it, and the same is unencumbered, and that they will forever warrant and defend the title thereto against the lawful claims of all persons</w:t>
-      </w:r>
-      <w:r>
-        <w:t>.</w:t>
+        <w:t>TO HAVE AND TO HOLD the said tract or parcel of land, with the appurtenances, estate, title and interest thereto belonging, to the said party of the second part, his heirs and assigns, forever. And the parties of the first part do covenant with the party of the second part that they are lawfully seized and possessed of said land in fee simple, have a good right to convey it, and the same is unencumbered, and that they will forever warrant and defend the title thereto against the lawful claims of all persons.</w:t>
       </w:r>
     </w:p>
     <w:p>

--- a/submissions/06-tract7-boundary-retracement/inputs/deed_book_412_page_233.docx
+++ b/submissions/06-tract7-boundary-retracement/inputs/deed_book_412_page_233.docx
@@ -79,7 +79,7 @@
         <w:spacing w:after="120"/>
       </w:pPr>
       <w:r>
-        <w:t>thence continuing with the Farley line N 43° 31' W 225.5 feet to the point of BEGINNING, containing 9.89 acres, more or less, according to a survey by J. B. Tolliver, County Surveyor, dated June 1962, the bearings being magnetic as of that date.</w:t>
+        <w:t>thence continuing with the Farley line N 34° 31' W 225.5 feet to the point of BEGINNING, containing 9.89 acres, more or less, according to a survey by J. B. Tolliver, County Surveyor, dated June 1962, the bearings being magnetic as of that date.</w:t>
       </w:r>
     </w:p>
     <w:p>
